--- a/7-8周/result/BIRD_MiniDev_Validation_2Page_Report.docx
+++ b/7-8周/result/BIRD_MiniDev_Validation_2Page_Report.docx
@@ -3399,6 +3399,34 @@
         <w:t>详细总报告：outputs/BIRD-Experiment/BIRD_MiniDev_Experiment_Report.pdf。全部预测、评分、脚本与审计文件位于服务器 MINIDEV/BIRD_RESULTS。</w:t>
       </w:r>
     </w:p>
+    <w:p>
+      <w:pPr>
+        <w:pStyle w:val="Heading1"/>
+      </w:pPr>
+      <w:r>
+        <w:t>8 事后补充（2026-10-22）</w:t>
+      </w:r>
+    </w:p>
+    <w:p>
+      <w:r>
+        <w:t>纯列 20 补实验（只加列、不加表）已完成：全体准确率门槛仍不通过（四个下降差 +0.60/+4.60/+1.80/-3.80pp，CI 上界均 &lt;10pp）；baseline-correct 额外失败仍为 +32.35/+34.13/+20.51/+10.00pp。</w:t>
+      </w:r>
+    </w:p>
+    <w:p>
+      <w:r>
+        <w:t>检索匹配基线：控制多表题后，桥接表内列不再更难（-13.91pp），外键/join 列仍显著更难（+13.75pp）。</w:t>
+      </w:r>
+    </w:p>
+    <w:p>
+      <w:r>
+        <w:t>5 列近义断崖主要由 same_name 造成：same_name=0 时 Qwen3-4B/DeepSeek 为 59.30%/74.42%，出现 2 个以上同名干扰后降至 8–20%。</w:t>
+      </w:r>
+    </w:p>
+    <w:p>
+      <w:r>
+        <w:t>详见 result/POSTHOC_REANALYSIS_2026-10-22.md。</w:t>
+      </w:r>
+    </w:p>
     <w:sectPr>
       <w:footerReference w:type="default" r:id="rId9"/>
       <w:pgSz w:w="12240" w:h="15840"/>
